--- a/Generar una api que reciba un nro de huésped y devuelva en una vista el código de la alarma.docx
+++ b/Generar una api que reciba un nro de huésped y devuelva en una vista el código de la alarma.docx
@@ -97,24 +97,16 @@
         <w:rPr>
           <w:lang w:val="es-MX"/>
         </w:rPr>
-        <w:t xml:space="preserve"> o en </w:t>
-      </w:r>
-      <w:proofErr w:type="spellStart"/>
-      <w:r>
-        <w:rPr>
-          <w:lang w:val="es-MX"/>
-        </w:rPr>
-        <w:t>el</w:t>
-      </w:r>
-      <w:proofErr w:type="spellEnd"/>
-      <w:r>
-        <w:rPr>
-          <w:lang w:val="es-MX"/>
-        </w:rPr>
-        <w:t xml:space="preserve"> body</w:t>
-      </w:r>
-      <w:bookmarkStart w:id="0" w:name="_GoBack"/>
-      <w:bookmarkEnd w:id="0"/>
+        <w:t xml:space="preserve"> o en el </w:t>
+      </w:r>
+      <w:proofErr w:type="spellStart"/>
+      <w:r>
+        <w:rPr>
+          <w:lang w:val="es-MX"/>
+        </w:rPr>
+        <w:t>body</w:t>
+      </w:r>
+      <w:proofErr w:type="spellEnd"/>
       <w:r>
         <w:rPr>
           <w:lang w:val="es-MX"/>
@@ -207,37 +199,22 @@
           <w:ilvl w:val="1"/>
           <w:numId w:val="1"/>
         </w:numPr>
-        <w:rPr>
-          <w:lang w:val="es-MX"/>
-        </w:rPr>
-      </w:pPr>
-      <w:proofErr w:type="spellStart"/>
-      <w:r>
-        <w:rPr>
-          <w:lang w:val="es-MX"/>
-        </w:rPr>
+      </w:pPr>
+      <w:proofErr w:type="spellStart"/>
+      <w:r>
         <w:t>guest_id</w:t>
       </w:r>
       <w:proofErr w:type="spellEnd"/>
       <w:r>
-        <w:rPr>
-          <w:lang w:val="es-MX"/>
-        </w:rPr>
-        <w:t xml:space="preserve"> (ID </w:t>
-      </w:r>
-      <w:proofErr w:type="spellStart"/>
-      <w:r>
-        <w:rPr>
-          <w:lang w:val="es-MX"/>
-        </w:rPr>
-        <w:t>Guest</w:t>
-      </w:r>
-      <w:proofErr w:type="spellEnd"/>
-      <w:r>
-        <w:rPr>
-          <w:lang w:val="es-MX"/>
-        </w:rPr>
-        <w:t>) (6 dígitos alfanuméricos)</w:t>
+        <w:t xml:space="preserve"> (</w:t>
+      </w:r>
+      <w:proofErr w:type="spellStart"/>
+      <w:r>
+        <w:t>dni</w:t>
+      </w:r>
+      <w:proofErr w:type="spellEnd"/>
+      <w:r>
+        <w:t>)</w:t>
       </w:r>
     </w:p>
     <w:p>
@@ -258,6 +235,8 @@
         </w:rPr>
         <w:t>first_name</w:t>
       </w:r>
+      <w:bookmarkStart w:id="0" w:name="_GoBack"/>
+      <w:bookmarkEnd w:id="0"/>
       <w:proofErr w:type="spellEnd"/>
     </w:p>
     <w:p>
